--- a/Athrv_Cloud_TIH-IoT_TDP_Fit_Eligibility_Process.docx
+++ b/Athrv_Cloud_TIH-IoT_TDP_Fit_Eligibility_Process.docx
@@ -1646,7 +1646,7 @@
         <w:spacing w:after="60"/>
       </w:pPr>
       <w:r>
-        <w:t xml:space="preserve">In tranches tied to milestones, starting at project start (T0), then T0 + 6 months, and so on</w:t>
+        <w:t xml:space="preserve">In tranches tied to milestones: the first at the project start date, then every 6 months after it (the forms call the start date “T0”, so T0 + 6 months means 6 months after start)</w:t>
       </w:r>
     </w:p>
     <w:p>
